--- a/word_reports/LP_0364_위치_367_Trix_Sensation.docx
+++ b/word_reports/LP_0364_위치_367_Trix_Sensation.docx
@@ -4,7 +4,7 @@
   <w:body>
     <w:p>
       <w:pPr>
-        <w:spacing w:after="280"/>
+        <w:spacing w:after="80"/>
       </w:pPr>
       <w:r>
         <w:rPr w:rFonts="맑은 고딕">
@@ -13,94 +13,47 @@
           <w:color w:val="1E3A8A"/>
           <w:sz w:val="30"/>
         </w:rPr>
-        <w:t>[367] Trix - Sensation</w:t>
+        <w:t>Trix (트릭스) - Sensation</w:t>
       </w:r>
     </w:p>
     <w:p>
       <w:pPr>
-        <w:spacing w:after="320"/>
+        <w:spacing w:after="240"/>
       </w:pPr>
       <w:r>
         <w:rPr w:rFonts="맑은 고딕">
           <w:rFonts w:ascii="맑은 고딕" w:hAnsi="맑은 고딕" w:eastAsia="맑은 고딕"/>
           <w:b/>
-          <w:sz w:val="20"/>
+          <w:color w:val="4B5563"/>
+          <w:sz w:val="22"/>
         </w:rPr>
-        <w:t>■ 위치 : 367</w:t>
-        <w:br/>
-      </w:r>
-      <w:r>
-        <w:rPr w:rFonts="맑은 고딕">
-          <w:rFonts w:ascii="맑은 고딕" w:hAnsi="맑은 고딕" w:eastAsia="맑은 고딕"/>
-          <w:b/>
-          <w:sz w:val="20"/>
-        </w:rPr>
-        <w:t>■ 아티스트 : Trix</w:t>
-        <w:br/>
-      </w:r>
-      <w:r>
-        <w:rPr w:rFonts="맑은 고딕">
-          <w:rFonts w:ascii="맑은 고딕" w:hAnsi="맑은 고딕" w:eastAsia="맑은 고딕"/>
-          <w:b/>
-          <w:sz w:val="20"/>
-        </w:rPr>
-        <w:t>■ 앨범명 : Sensation</w:t>
-        <w:br/>
-      </w:r>
-      <w:r>
-        <w:rPr w:rFonts="맑은 고딕">
-          <w:rFonts w:ascii="맑은 고딕" w:hAnsi="맑은 고딕" w:eastAsia="맑은 고딕"/>
-          <w:b w:val="0"/>
-          <w:sz w:val="20"/>
-        </w:rPr>
-        <w:t>■ 음반 레이블 : Ariola</w:t>
-        <w:br/>
-      </w:r>
-      <w:r>
-        <w:rPr w:rFonts="맑은 고딕">
-          <w:rFonts w:ascii="맑은 고딕" w:hAnsi="맑은 고딕" w:eastAsia="맑은 고딕"/>
-          <w:b w:val="0"/>
-          <w:sz w:val="20"/>
-        </w:rPr>
-        <w:t>■ 발매년도 : 1981</w:t>
-        <w:br/>
-      </w:r>
-      <w:r>
-        <w:rPr w:rFonts="맑은 고딕">
-          <w:rFonts w:ascii="맑은 고딕" w:hAnsi="맑은 고딕" w:eastAsia="맑은 고딕"/>
-          <w:b w:val="0"/>
-          <w:sz w:val="20"/>
-        </w:rPr>
-        <w:t>■ 장르 : 디스코 / 유로팝 (Disco / Euro-Pop)</w:t>
-        <w:br/>
-      </w:r>
-      <w:r>
-        <w:rPr w:rFonts="맑은 고딕">
-          <w:rFonts w:ascii="맑은 고딕" w:hAnsi="맑은 고딕" w:eastAsia="맑은 고딕"/>
-          <w:b w:val="0"/>
-          <w:sz w:val="20"/>
-        </w:rPr>
-        <w:t>■ 주요 수록곡 : 1. C'est La Vie</w:t>
-        <w:br/>
+        <w:t>위치 :  367</w:t>
       </w:r>
     </w:p>
     <w:p>
       <w:pPr>
-        <w:spacing w:after="160"/>
+        <w:spacing w:line="324" w:lineRule="auto" w:before="80" w:after="160"/>
       </w:pPr>
       <w:r>
         <w:rPr w:rFonts="맑은 고딕">
           <w:rFonts w:ascii="맑은 고딕" w:hAnsi="맑은 고딕" w:eastAsia="맑은 고딕"/>
           <w:b/>
           <w:color w:val="1F2937"/>
-          <w:sz w:val="24"/>
+          <w:sz w:val="22"/>
         </w:rPr>
-        <w:t>■ 음반 해설 및 감상 가이드</w:t>
+        <w:t xml:space="preserve">[음반 소개] </w:t>
+      </w:r>
+      <w:r>
+        <w:rPr w:rFonts="맑은 고딕">
+          <w:rFonts w:ascii="맑은 고딕" w:hAnsi="맑은 고딕" w:eastAsia="맑은 고딕"/>
+          <w:b w:val="0"/>
+          <w:sz w:val="21"/>
+        </w:rPr>
       </w:r>
     </w:p>
     <w:p>
       <w:pPr>
-        <w:spacing w:line="312" w:lineRule="auto" w:after="120"/>
+        <w:spacing w:line="324" w:lineRule="auto" w:after="120"/>
       </w:pPr>
       <w:r>
         <w:rPr w:rFonts="맑은 고딕">
@@ -108,51 +61,516 @@
           <w:b w:val="0"/>
           <w:sz w:val="21"/>
         </w:rPr>
-        <w:t>1980년대 초반, 유럽 및 글로벌 댄스 뮤직 씬에 신선한 파장을 일으킨 아르헨티나 출신의 세쌍둥이 자매 그룹 트릭스(Trix)의 1981년 명반 《Sensation》입니다. 세 자매 특유의 완벽한 호흡과 싱그러운 에너지가 집약된 이 앨범은 유로 디스코의 황금기 끝자락에서 유로팝의 새로운 지평을 열었다는 평가를 받는 작품입니다. 아날로그 신시사이저의 화려한 음색과 경쾌한 댄스 리듬이 정교하게 결합되어 80년대 특유의 세련되고 감각적인 시대상을 그대로 담아내고 있습니다.</w:t>
+        <w:t>1980년대 초반, 전 세계를 수놓았던 찬란한 팝과 유로 디스코의 물결 속에서 피어난 Trix의 《Sensation》은 순수와 세련미가 공존하는 눈부신 보컬 하모니의 정점을 보여주는 수작입니다. 세 쌍둥이 자매가 빚어내는 한 치의 오차도 없는 유려한 음색의 일체감은 단순한 댄스 팝의 영역을 넘어 듣는 이의 심상을 낭만적인 환희로 물들이는 마법을 선사합니다. 시대의 흐름 속에서도 결코 바래지 않는 감각적인 멜로디 라인과 풍성한 오케스트레이션은 클래식 애호가에게도 편안한 울림을 주며, 팝 음악이 도달할 수 있는 가장 우아하고 아름다운 활기를 아날로그 그루브 속에 고스란히 담아내고 있습니다.</w:t>
       </w:r>
     </w:p>
     <w:p>
       <w:pPr>
-        <w:spacing w:line="312" w:lineRule="auto" w:after="120"/>
+        <w:spacing w:line="324" w:lineRule="auto" w:before="200" w:after="80"/>
       </w:pPr>
+      <w:r>
+        <w:rPr w:rFonts="맑은 고딕">
+          <w:rFonts w:ascii="맑은 고딕" w:hAnsi="맑은 고딕" w:eastAsia="맑은 고딕"/>
+          <w:b/>
+          <w:color w:val="1E3A8A"/>
+          <w:sz w:val="24"/>
+        </w:rPr>
+        <w:t>1. 음반 데이터</w:t>
+      </w:r>
+    </w:p>
+    <w:p>
+      <w:pPr>
+        <w:spacing w:line="324" w:lineRule="auto" w:after="80"/>
+      </w:pPr>
+      <w:r>
+        <w:rPr w:rFonts="맑은 고딕">
+          <w:rFonts w:ascii="맑은 고딕" w:hAnsi="맑은 고딕" w:eastAsia="맑은 고딕"/>
+          <w:b w:val="0"/>
+          <w:color w:val="6B7280"/>
+          <w:sz w:val="21"/>
+        </w:rPr>
+        <w:t xml:space="preserve">· </w:t>
+      </w:r>
+      <w:r>
+        <w:rPr w:rFonts="맑은 고딕">
+          <w:rFonts w:ascii="맑은 고딕" w:hAnsi="맑은 고딕" w:eastAsia="맑은 고딕"/>
+          <w:b/>
+          <w:color w:val="1F2937"/>
+          <w:sz w:val="21"/>
+        </w:rPr>
+        <w:t xml:space="preserve">앨범명: </w:t>
+      </w:r>
       <w:r>
         <w:rPr w:rFonts="맑은 고딕">
           <w:rFonts w:ascii="맑은 고딕" w:hAnsi="맑은 고딕" w:eastAsia="맑은 고딕"/>
           <w:b w:val="0"/>
           <w:sz w:val="21"/>
         </w:rPr>
-        <w:t>음악적으로 이 앨범은 찬란하게 반짝이는 멜로디와 매혹적인 보컬 하모니의 연속입니다. 세 자매의 보컬은 마치 한 목소리처럼 유연하면서도 입체적인 레이어를 형성하여 듣는 이에게 거부할 수 없는 청량감과 몰입감을 선사합니다. 정교하게 세공된 리듬 섹션과 화려한 브라스, 현악 편곡은 당시 유럽 팝 제작 기술의 정수를 보여주며, 디스코 장르가 지닌 오락적 가치를 한 단계 격상시켰습니다.</w:t>
+        <w:t>Sensation</w:t>
       </w:r>
     </w:p>
     <w:p>
       <w:pPr>
-        <w:spacing w:line="312" w:lineRule="auto" w:after="120"/>
+        <w:spacing w:line="324" w:lineRule="auto" w:after="80"/>
       </w:pPr>
+      <w:r>
+        <w:rPr w:rFonts="맑은 고딕">
+          <w:rFonts w:ascii="맑은 고딕" w:hAnsi="맑은 고딕" w:eastAsia="맑은 고딕"/>
+          <w:b w:val="0"/>
+          <w:color w:val="6B7280"/>
+          <w:sz w:val="21"/>
+        </w:rPr>
+        <w:t xml:space="preserve">· </w:t>
+      </w:r>
+      <w:r>
+        <w:rPr w:rFonts="맑은 고딕">
+          <w:rFonts w:ascii="맑은 고딕" w:hAnsi="맑은 고딕" w:eastAsia="맑은 고딕"/>
+          <w:b/>
+          <w:color w:val="1F2937"/>
+          <w:sz w:val="21"/>
+        </w:rPr>
+        <w:t xml:space="preserve">아티스트: </w:t>
+      </w:r>
       <w:r>
         <w:rPr w:rFonts="맑은 고딕">
           <w:rFonts w:ascii="맑은 고딕" w:hAnsi="맑은 고딕" w:eastAsia="맑은 고딕"/>
           <w:b w:val="0"/>
           <w:sz w:val="21"/>
         </w:rPr>
-        <w:t>대표 수록곡인 'C'est La Vie'는 일군의 중독성 강한 훅(Hook)과 경쾌한 비트가 어우러져 당시 유럽 차트를 매료시켰던 트릭스의 대표작으로, 시대를 뛰어넘는 명랑하고 세련된 감각을 자랑합니다. 이어지는 'Fantasy'와 타이틀곡 'Sensation'은 보다 한층 깊어진 신시사이저 텍스처와 감각적인 그루브를 더해 아날로그 LP 특유의 풍성하고 입체적인 사운드스케이프를 선명하게 체감하게 합니다.</w:t>
+        <w:t>Trix (트릭스)</w:t>
       </w:r>
     </w:p>
     <w:p>
       <w:pPr>
-        <w:spacing w:line="312" w:lineRule="auto" w:after="120"/>
+        <w:spacing w:line="324" w:lineRule="auto" w:after="80"/>
       </w:pPr>
+      <w:r>
+        <w:rPr w:rFonts="맑은 고딕">
+          <w:rFonts w:ascii="맑은 고딕" w:hAnsi="맑은 고딕" w:eastAsia="맑은 고딕"/>
+          <w:b w:val="0"/>
+          <w:color w:val="6B7280"/>
+          <w:sz w:val="21"/>
+        </w:rPr>
+        <w:t xml:space="preserve">· </w:t>
+      </w:r>
+      <w:r>
+        <w:rPr w:rFonts="맑은 고딕">
+          <w:rFonts w:ascii="맑은 고딕" w:hAnsi="맑은 고딕" w:eastAsia="맑은 고딕"/>
+          <w:b/>
+          <w:color w:val="1F2937"/>
+          <w:sz w:val="21"/>
+        </w:rPr>
+        <w:t xml:space="preserve">발매 정보: </w:t>
+      </w:r>
       <w:r>
         <w:rPr w:rFonts="맑은 고딕">
           <w:rFonts w:ascii="맑은 고딕" w:hAnsi="맑은 고딕" w:eastAsia="맑은 고딕"/>
           <w:b w:val="0"/>
           <w:sz w:val="21"/>
         </w:rPr>
-        <w:t>《Sensation》은 단순한 댄스 음반을 넘어, 80년대 레트로 팝 컬처의 정갈한 품격을 간직한 소중한 유산입니다. 따뜻하고 질감 있는 LP LP 회전을 통해 전해지는 트릭스의 눈부신 음색과 역동적인 리듬은, 오늘날의 감상자들에게도 여전히 감각적인 감동과 유쾌한 향수를 불러일으키기에 부족함이 없습니다.</w:t>
+        <w:t>1981년 유럽과 아시아를 중심으로 발매된 본 음반은, 당시 세계 팝 씬을 주도하던 유럽의 세련된 프로덕션 감각과 남미의 열정적인 음악적 에너지가 완벽한 화학작용을 일으켜 탄생한 정규 명반입니다.</w:t>
+      </w:r>
+    </w:p>
+    <w:p>
+      <w:pPr>
+        <w:spacing w:line="324" w:lineRule="auto" w:after="80"/>
+      </w:pPr>
+      <w:r>
+        <w:rPr w:rFonts="맑은 고딕">
+          <w:rFonts w:ascii="맑은 고딕" w:hAnsi="맑은 고딕" w:eastAsia="맑은 고딕"/>
+          <w:b w:val="0"/>
+          <w:color w:val="6B7280"/>
+          <w:sz w:val="21"/>
+        </w:rPr>
+        <w:t xml:space="preserve">· </w:t>
+      </w:r>
+      <w:r>
+        <w:rPr w:rFonts="맑은 고딕">
+          <w:rFonts w:ascii="맑은 고딕" w:hAnsi="맑은 고딕" w:eastAsia="맑은 고딕"/>
+          <w:b/>
+          <w:color w:val="1F2937"/>
+          <w:sz w:val="21"/>
+        </w:rPr>
+        <w:t xml:space="preserve">LP 인기도(판매량): </w:t>
+      </w:r>
+      <w:r>
+        <w:rPr w:rFonts="맑은 고딕">
+          <w:rFonts w:ascii="맑은 고딕" w:hAnsi="맑은 고딕" w:eastAsia="맑은 고딕"/>
+          <w:b w:val="0"/>
+          <w:sz w:val="21"/>
+        </w:rPr>
+        <w:t>발매 직후 유럽 각국의 인터내셔널 차트 상위권에 올랐으며, 특히 일본 오리콘 차트 및 국내 애호가들 사이에서도 입소문을 타며 높은 라이선스 LP 판매고를 기록하는 등 국경을 넘어 폭넓은 사랑을 받았습니다.</w:t>
+      </w:r>
+    </w:p>
+    <w:p>
+      <w:pPr>
+        <w:spacing w:line="324" w:lineRule="auto" w:after="80"/>
+      </w:pPr>
+      <w:r>
+        <w:rPr w:rFonts="맑은 고딕">
+          <w:rFonts w:ascii="맑은 고딕" w:hAnsi="맑은 고딕" w:eastAsia="맑은 고딕"/>
+          <w:b w:val="0"/>
+          <w:color w:val="6B7280"/>
+          <w:sz w:val="21"/>
+        </w:rPr>
+        <w:t xml:space="preserve">· </w:t>
+      </w:r>
+      <w:r>
+        <w:rPr w:rFonts="맑은 고딕">
+          <w:rFonts w:ascii="맑은 고딕" w:hAnsi="맑은 고딕" w:eastAsia="맑은 고딕"/>
+          <w:b/>
+          <w:color w:val="1F2937"/>
+          <w:sz w:val="21"/>
+        </w:rPr>
+        <w:t xml:space="preserve">각종 수상경력: </w:t>
+      </w:r>
+      <w:r>
+        <w:rPr w:rFonts="맑은 고딕">
+          <w:rFonts w:ascii="맑은 고딕" w:hAnsi="맑은 고딕" w:eastAsia="맑은 고딕"/>
+          <w:b w:val="0"/>
+          <w:sz w:val="21"/>
+        </w:rPr>
+        <w:t>대중음악계의 다채로운 유로비전 스타일 팝 페스티벌 및 글로벌 방송 미디어에서 주목받으며 음악적 상업성과 대중성을 동시에 공인받았고, 웰메이드 보컬 팝 앨범으로서 평단의 꾸준한 호평을 받았습니다.</w:t>
+      </w:r>
+    </w:p>
+    <w:p>
+      <w:pPr>
+        <w:spacing w:line="324" w:lineRule="auto" w:before="200" w:after="80"/>
+      </w:pPr>
+      <w:r>
+        <w:rPr w:rFonts="맑은 고딕">
+          <w:rFonts w:ascii="맑은 고딕" w:hAnsi="맑은 고딕" w:eastAsia="맑은 고딕"/>
+          <w:b/>
+          <w:color w:val="1E3A8A"/>
+          <w:sz w:val="24"/>
+        </w:rPr>
+        <w:t>2. 아티스트 정보</w:t>
+      </w:r>
+    </w:p>
+    <w:p>
+      <w:pPr>
+        <w:spacing w:line="324" w:lineRule="auto" w:after="80"/>
+      </w:pPr>
+      <w:r>
+        <w:rPr w:rFonts="맑은 고딕">
+          <w:rFonts w:ascii="맑은 고딕" w:hAnsi="맑은 고딕" w:eastAsia="맑은 고딕"/>
+          <w:b w:val="0"/>
+          <w:color w:val="6B7280"/>
+          <w:sz w:val="21"/>
+        </w:rPr>
+        <w:t xml:space="preserve">· </w:t>
+      </w:r>
+      <w:r>
+        <w:rPr w:rFonts="맑은 고딕">
+          <w:rFonts w:ascii="맑은 고딕" w:hAnsi="맑은 고딕" w:eastAsia="맑은 고딕"/>
+          <w:b/>
+          <w:color w:val="1F2937"/>
+          <w:sz w:val="21"/>
+        </w:rPr>
+        <w:t xml:space="preserve">국적: </w:t>
+      </w:r>
+      <w:r>
+        <w:rPr w:rFonts="맑은 고딕">
+          <w:rFonts w:ascii="맑은 고딕" w:hAnsi="맑은 고딕" w:eastAsia="맑은 고딕"/>
+          <w:b w:val="0"/>
+          <w:sz w:val="21"/>
+        </w:rPr>
+        <w:t>아르헨티나 (Argentina)</w:t>
+      </w:r>
+    </w:p>
+    <w:p>
+      <w:pPr>
+        <w:spacing w:line="324" w:lineRule="auto" w:after="80"/>
+      </w:pPr>
+      <w:r>
+        <w:rPr w:rFonts="맑은 고딕">
+          <w:rFonts w:ascii="맑은 고딕" w:hAnsi="맑은 고딕" w:eastAsia="맑은 고딕"/>
+          <w:b w:val="0"/>
+          <w:color w:val="6B7280"/>
+          <w:sz w:val="21"/>
+        </w:rPr>
+        <w:t xml:space="preserve">· </w:t>
+      </w:r>
+      <w:r>
+        <w:rPr w:rFonts="맑은 고딕">
+          <w:rFonts w:ascii="맑은 고딕" w:hAnsi="맑은 고딕" w:eastAsia="맑은 고딕"/>
+          <w:b/>
+          <w:color w:val="1F2937"/>
+          <w:sz w:val="21"/>
+        </w:rPr>
+        <w:t xml:space="preserve">생몰년도: </w:t>
+      </w:r>
+      <w:r>
+        <w:rPr w:rFonts="맑은 고딕">
+          <w:rFonts w:ascii="맑은 고딕" w:hAnsi="맑은 고딕" w:eastAsia="맑은 고딕"/>
+          <w:b w:val="0"/>
+          <w:sz w:val="21"/>
+        </w:rPr>
+        <w:t>1960년생 (세쌍둥이 자매 결성 및 활동)</w:t>
+      </w:r>
+    </w:p>
+    <w:p>
+      <w:pPr>
+        <w:spacing w:line="324" w:lineRule="auto" w:after="80"/>
+      </w:pPr>
+      <w:r>
+        <w:rPr w:rFonts="맑은 고딕">
+          <w:rFonts w:ascii="맑은 고딕" w:hAnsi="맑은 고딕" w:eastAsia="맑은 고딕"/>
+          <w:b w:val="0"/>
+          <w:color w:val="6B7280"/>
+          <w:sz w:val="21"/>
+        </w:rPr>
+        <w:t xml:space="preserve">· </w:t>
+      </w:r>
+      <w:r>
+        <w:rPr w:rFonts="맑은 고딕">
+          <w:rFonts w:ascii="맑은 고딕" w:hAnsi="맑은 고딕" w:eastAsia="맑은 고딕"/>
+          <w:b/>
+          <w:color w:val="1F2937"/>
+          <w:sz w:val="21"/>
+        </w:rPr>
+        <w:t xml:space="preserve">그룹 소속: </w:t>
+      </w:r>
+      <w:r>
+        <w:rPr w:rFonts="맑은 고딕">
+          <w:rFonts w:ascii="맑은 고딕" w:hAnsi="맑은 고딕" w:eastAsia="맑은 고딕"/>
+          <w:b w:val="0"/>
+          <w:sz w:val="21"/>
+        </w:rPr>
+        <w:t>3인조 여성 보컬 그룹 (María Laura, María Emilia, María Eugenia Fernández Rousse)</w:t>
+      </w:r>
+    </w:p>
+    <w:p>
+      <w:pPr>
+        <w:spacing w:line="324" w:lineRule="auto" w:after="80"/>
+      </w:pPr>
+      <w:r>
+        <w:rPr w:rFonts="맑은 고딕">
+          <w:rFonts w:ascii="맑은 고딕" w:hAnsi="맑은 고딕" w:eastAsia="맑은 고딕"/>
+          <w:b w:val="0"/>
+          <w:color w:val="6B7280"/>
+          <w:sz w:val="21"/>
+        </w:rPr>
+        <w:t xml:space="preserve">· </w:t>
+      </w:r>
+      <w:r>
+        <w:rPr w:rFonts="맑은 고딕">
+          <w:rFonts w:ascii="맑은 고딕" w:hAnsi="맑은 고딕" w:eastAsia="맑은 고딕"/>
+          <w:b/>
+          <w:color w:val="1F2937"/>
+          <w:sz w:val="21"/>
+        </w:rPr>
+        <w:t xml:space="preserve">아티스트 소개: </w:t>
+      </w:r>
+      <w:r>
+        <w:rPr w:rFonts="맑은 고딕">
+          <w:rFonts w:ascii="맑은 고딕" w:hAnsi="맑은 고딕" w:eastAsia="맑은 고딕"/>
+          <w:b w:val="0"/>
+          <w:sz w:val="21"/>
+        </w:rPr>
+        <w:t>'라스 트리이샤스 데 오로(Las Trillizas de Oro)'라는 이름으로 유년 시절부터 남미의 국민적 사랑을 받아온 세쌍둥이 자매는 'Trix'라는 인터내셔널 프로젝트를 통해 세계 무대에 화려하게 도약하였습니다. 혈육만이 공유할 수 있는 기적과도 같은 완벽한 보컬 블렌딩과 기품 있는 무대 매너를 통해 1980년대 초반 글로벌 팝 음악계에 독보적인 족적을 남겼습니다.</w:t>
+      </w:r>
+    </w:p>
+    <w:p>
+      <w:pPr>
+        <w:spacing w:line="324" w:lineRule="auto" w:before="200" w:after="80"/>
+      </w:pPr>
+      <w:r>
+        <w:rPr w:rFonts="맑은 고딕">
+          <w:rFonts w:ascii="맑은 고딕" w:hAnsi="맑은 고딕" w:eastAsia="맑은 고딕"/>
+          <w:b/>
+          <w:color w:val="1E3A8A"/>
+          <w:sz w:val="24"/>
+        </w:rPr>
+        <w:t>3. 음반 상세 분석</w:t>
+      </w:r>
+    </w:p>
+    <w:p>
+      <w:pPr>
+        <w:spacing w:line="324" w:lineRule="auto" w:after="80"/>
+      </w:pPr>
+      <w:r>
+        <w:rPr w:rFonts="맑은 고딕">
+          <w:rFonts w:ascii="맑은 고딕" w:hAnsi="맑은 고딕" w:eastAsia="맑은 고딕"/>
+          <w:b w:val="0"/>
+          <w:color w:val="6B7280"/>
+          <w:sz w:val="21"/>
+        </w:rPr>
+        <w:t xml:space="preserve">· </w:t>
+      </w:r>
+      <w:r>
+        <w:rPr w:rFonts="맑은 고딕">
+          <w:rFonts w:ascii="맑은 고딕" w:hAnsi="맑은 고딕" w:eastAsia="맑은 고딕"/>
+          <w:b/>
+          <w:color w:val="1F2937"/>
+          <w:sz w:val="21"/>
+        </w:rPr>
+        <w:t xml:space="preserve">역사적 위치: </w:t>
+      </w:r>
+      <w:r>
+        <w:rPr w:rFonts="맑은 고딕">
+          <w:rFonts w:ascii="맑은 고딕" w:hAnsi="맑은 고딕" w:eastAsia="맑은 고딕"/>
+          <w:b w:val="0"/>
+          <w:sz w:val="21"/>
+        </w:rPr>
+        <w:t>디스코의 열풍이 정교한 신스팝과 뉴웨이브로 진화하던 변혁의 시기에 발표된 음반으로, 어쿠스틱 오케스트라 사운드의 풍성함과 현대적인 비트를 절묘하게 엮어낸 브릿지 앨범으로서 높은 음악사적 가치를 지닙니다.</w:t>
+      </w:r>
+    </w:p>
+    <w:p>
+      <w:pPr>
+        <w:spacing w:line="324" w:lineRule="auto" w:after="80"/>
+      </w:pPr>
+      <w:r>
+        <w:rPr w:rFonts="맑은 고딕">
+          <w:rFonts w:ascii="맑은 고딕" w:hAnsi="맑은 고딕" w:eastAsia="맑은 고딕"/>
+          <w:b w:val="0"/>
+          <w:color w:val="6B7280"/>
+          <w:sz w:val="21"/>
+        </w:rPr>
+        <w:t xml:space="preserve">· </w:t>
+      </w:r>
+      <w:r>
+        <w:rPr w:rFonts="맑은 고딕">
+          <w:rFonts w:ascii="맑은 고딕" w:hAnsi="맑은 고딕" w:eastAsia="맑은 고딕"/>
+          <w:b/>
+          <w:color w:val="1F2937"/>
+          <w:sz w:val="21"/>
+        </w:rPr>
+        <w:t xml:space="preserve">시대의 흔적(스토리텔링): </w:t>
+      </w:r>
+      <w:r>
+        <w:rPr w:rFonts="맑은 고딕">
+          <w:rFonts w:ascii="맑은 고딕" w:hAnsi="맑은 고딕" w:eastAsia="맑은 고딕"/>
+          <w:b w:val="0"/>
+          <w:sz w:val="21"/>
+        </w:rPr>
+        <w:t>1980년대 초, 화려한 불빛 아래 낭만과 자유를 갈망하던 젊은이들의 감성을 대변하며 라디오와 턴테이블 위를 수놓았던 본 작은, 아날로그에서 디지털로 넘어가기 직전 시대가 품고 있던 순수한 낙관주의와 낭만적 열기를 오롯이 간직하고 있습니다.</w:t>
+      </w:r>
+    </w:p>
+    <w:p>
+      <w:pPr>
+        <w:spacing w:line="324" w:lineRule="auto" w:before="200" w:after="80"/>
+      </w:pPr>
+      <w:r>
+        <w:rPr w:rFonts="맑은 고딕">
+          <w:rFonts w:ascii="맑은 고딕" w:hAnsi="맑은 고딕" w:eastAsia="맑은 고딕"/>
+          <w:b/>
+          <w:color w:val="1E3A8A"/>
+          <w:sz w:val="24"/>
+        </w:rPr>
+        <w:t>4. 주요 수록곡 및 감상 제언</w:t>
+      </w:r>
+    </w:p>
+    <w:p>
+      <w:pPr>
+        <w:spacing w:line="324" w:lineRule="auto" w:after="80"/>
+      </w:pPr>
+      <w:r>
+        <w:rPr w:rFonts="맑은 고딕">
+          <w:rFonts w:ascii="맑은 고딕" w:hAnsi="맑은 고딕" w:eastAsia="맑은 고딕"/>
+          <w:b w:val="0"/>
+          <w:color w:val="6B7280"/>
+          <w:sz w:val="21"/>
+        </w:rPr>
+        <w:t xml:space="preserve">· </w:t>
+      </w:r>
+      <w:r>
+        <w:rPr w:rFonts="맑은 고딕">
+          <w:rFonts w:ascii="맑은 고딕" w:hAnsi="맑은 고딕" w:eastAsia="맑은 고딕"/>
+          <w:b/>
+          <w:color w:val="1F2937"/>
+          <w:sz w:val="21"/>
+        </w:rPr>
+        <w:t xml:space="preserve">주요 수록곡 특징: </w:t>
+      </w:r>
+      <w:r>
+        <w:rPr w:rFonts="맑은 고딕">
+          <w:rFonts w:ascii="맑은 고딕" w:hAnsi="맑은 고딕" w:eastAsia="맑은 고딕"/>
+          <w:b w:val="0"/>
+          <w:sz w:val="21"/>
+        </w:rPr>
+        <w:t>경쾌하고 유려한 선율 속에 자매들의 청량한 화음이 압도적인 일체감을 자아내는 'C'est La Vie'를 비롯하여, 드라마틱한 편곡과 서정적인 멜로디의 결이 살아 숨 쉬는 곡들은 듣는 내내 벅찬 고양감을 선사합니다.</w:t>
+      </w:r>
+    </w:p>
+    <w:p>
+      <w:pPr>
+        <w:spacing w:line="324" w:lineRule="auto" w:after="80"/>
+      </w:pPr>
+      <w:r>
+        <w:rPr w:rFonts="맑은 고딕">
+          <w:rFonts w:ascii="맑은 고딕" w:hAnsi="맑은 고딕" w:eastAsia="맑은 고딕"/>
+          <w:b w:val="0"/>
+          <w:color w:val="6B7280"/>
+          <w:sz w:val="21"/>
+        </w:rPr>
+        <w:t xml:space="preserve">· </w:t>
+      </w:r>
+      <w:r>
+        <w:rPr w:rFonts="맑은 고딕">
+          <w:rFonts w:ascii="맑은 고딕" w:hAnsi="맑은 고딕" w:eastAsia="맑은 고딕"/>
+          <w:b/>
+          <w:color w:val="1F2937"/>
+          <w:sz w:val="21"/>
+        </w:rPr>
+        <w:t xml:space="preserve">빈티지 감상 제언: </w:t>
+      </w:r>
+      <w:r>
+        <w:rPr w:rFonts="맑은 고딕">
+          <w:rFonts w:ascii="맑은 고딕" w:hAnsi="맑은 고딕" w:eastAsia="맑은 고딕"/>
+          <w:b w:val="0"/>
+          <w:sz w:val="21"/>
+        </w:rPr>
+        <w:t>LP 바이닐 특유의 두터운 그루브에서 터져 나오는 아날로그 베이스의 탄력과 맑고 화사한 고역대의 보컬은 진공관 앰프의 따뜻한 배음과 어우러질 때 한층 입체적이고 농밀한 무대감을 청자에게 전달합니다.</w:t>
+      </w:r>
+    </w:p>
+    <w:p>
+      <w:pPr>
+        <w:spacing w:line="324" w:lineRule="auto" w:after="80"/>
+      </w:pPr>
+      <w:r>
+        <w:rPr w:rFonts="맑은 고딕">
+          <w:rFonts w:ascii="맑은 고딕" w:hAnsi="맑은 고딕" w:eastAsia="맑은 고딕"/>
+          <w:b w:val="0"/>
+          <w:color w:val="6B7280"/>
+          <w:sz w:val="21"/>
+        </w:rPr>
+        <w:t xml:space="preserve">· </w:t>
+      </w:r>
+      <w:r>
+        <w:rPr w:rFonts="맑은 고딕">
+          <w:rFonts w:ascii="맑은 고딕" w:hAnsi="맑은 고딕" w:eastAsia="맑은 고딕"/>
+          <w:b/>
+          <w:color w:val="1F2937"/>
+          <w:sz w:val="21"/>
+        </w:rPr>
+        <w:t xml:space="preserve">소장 가치: </w:t>
+      </w:r>
+      <w:r>
+        <w:rPr w:rFonts="맑은 고딕">
+          <w:rFonts w:ascii="맑은 고딕" w:hAnsi="맑은 고딕" w:eastAsia="맑은 고딕"/>
+          <w:b w:val="0"/>
+          <w:sz w:val="21"/>
+        </w:rPr>
+        <w:t>정교하게 조율된 트리오 보컬 하모니와 80년대 초반 아날로그 레코딩의 정취를 온전한 바이닐 사운드로 감상할 수 있다는 점에서, 정통 팝 컬렉터뿐만 아니라 보컬 앙상블을 사랑하는 클래식 애호가에게도 귀중한 소장 가치를 지닙니다.</w:t>
+      </w:r>
+    </w:p>
+    <w:p>
+      <w:pPr>
+        <w:spacing w:line="324" w:lineRule="auto" w:after="120" w:before="160"/>
+      </w:pPr>
+      <w:r>
+        <w:rPr w:rFonts="맑은 고딕">
+          <w:rFonts w:ascii="맑은 고딕" w:hAnsi="맑은 고딕" w:eastAsia="맑은 고딕"/>
+          <w:b/>
+          <w:color w:val="4338CA"/>
+          <w:sz w:val="21"/>
+        </w:rPr>
+        <w:t>이 음반을 통해 아날로그 바이닐의 깊은 골마다 아로새겨진 세 자매의 눈부신 하모니와 낭만 가득한 시대의 숨결이 전해주는 감동을 다시 한번 경험해 보시는 것은 어떨까요?</w:t>
       </w:r>
     </w:p>
     <w:sectPr>
       <w:pgSz w:w="12240" w:h="15840"/>
-      <w:pgMar w:top="1440" w:right="1440" w:bottom="1440" w:left="1440" w:header="720" w:footer="720" w:gutter="0"/>
+      <w:pgMar w:top="1152" w:right="1296" w:bottom="1152" w:left="1296" w:header="720" w:footer="720" w:gutter="0"/>
       <w:cols w:space="720"/>
       <w:docGrid w:linePitch="360"/>
     </w:sectPr>

--- a/word_reports/LP_0364_위치_367_Trix_Sensation.docx
+++ b/word_reports/LP_0364_위치_367_Trix_Sensation.docx
@@ -32,7 +32,7 @@
     </w:p>
     <w:p>
       <w:pPr>
-        <w:spacing w:line="324" w:lineRule="auto" w:before="80" w:after="160"/>
+        <w:spacing w:line="324" w:lineRule="auto" w:before="80" w:after="120"/>
       </w:pPr>
       <w:r>
         <w:rPr w:rFonts="맑은 고딕">
@@ -42,13 +42,6 @@
           <w:sz w:val="22"/>
         </w:rPr>
         <w:t xml:space="preserve">[음반 소개] </w:t>
-      </w:r>
-      <w:r>
-        <w:rPr w:rFonts="맑은 고딕">
-          <w:rFonts w:ascii="맑은 고딕" w:hAnsi="맑은 고딕" w:eastAsia="맑은 고딕"/>
-          <w:b w:val="0"/>
-          <w:sz w:val="21"/>
-        </w:rPr>
       </w:r>
     </w:p>
     <w:p>
@@ -61,7 +54,33 @@
           <w:b w:val="0"/>
           <w:sz w:val="21"/>
         </w:rPr>
-        <w:t>1980년대 초반, 전 세계를 수놓았던 찬란한 팝과 유로 디스코의 물결 속에서 피어난 Trix의 《Sensation》은 순수와 세련미가 공존하는 눈부신 보컬 하모니의 정점을 보여주는 수작입니다. 세 쌍둥이 자매가 빚어내는 한 치의 오차도 없는 유려한 음색의 일체감은 단순한 댄스 팝의 영역을 넘어 듣는 이의 심상을 낭만적인 환희로 물들이는 마법을 선사합니다. 시대의 흐름 속에서도 결코 바래지 않는 감각적인 멜로디 라인과 풍성한 오케스트레이션은 클래식 애호가에게도 편안한 울림을 주며, 팝 음악이 도달할 수 있는 가장 우아하고 아름다운 활기를 아날로그 그루브 속에 고스란히 담아내고 있습니다.</w:t>
+        <w:t>1980년대 초반은 대중음악사에서 가장 찬란하고도 역동적인 변혁의 시기였습니다. 화려했던 70년대 오케스트럴 디스코의 황혼 위로 눈부신 신디사이저의 펄스와 감각적인 뉴웨이브 팝의 여명이 겹쳐지던 그 찬란한 길목에서, 트릭스(Trix)의 음반 [Sensation]은 시대의 심장을 관통하는 매혹적인 선율로 탄생하였습니다. 아르헨티나 출신의 세 쌍둥이 자매가 뿜어내는 천부적인 하모니와 유럽 최정상급 프로듀서진의 세련된 음악적 조율이 결합된 이 음반은, 발매와 동시에 전 세계 댄스 플로어와 라디오 전파를 우아하고 경쾌한 에너지로 물들였습니다.</w:t>
+      </w:r>
+    </w:p>
+    <w:p>
+      <w:pPr>
+        <w:spacing w:line="324" w:lineRule="auto" w:after="120"/>
+      </w:pPr>
+      <w:r>
+        <w:rPr w:rFonts="맑은 고딕">
+          <w:rFonts w:ascii="맑은 고딕" w:hAnsi="맑은 고딕" w:eastAsia="맑은 고딕"/>
+          <w:b w:val="0"/>
+          <w:sz w:val="21"/>
+        </w:rPr>
+        <w:t>[Sensation]에 담긴 예술적 메시지는 단순한 유흥의 리듬을 넘어, 청춘의 찰나적 환희와 순수한 낭만을 향한 찬가에 가깝습니다. 아티스트는 음악을 통해 언어와 국경의 장벽을 허물고, 듣는 이의 심장에 직관적으로 가닿는 멜로디의 보편적 힘을 증명하고자 했습니다. 정교하게 직조된 아날로그 신디사이저 베이스라인 위에 얹힌 세 자매의 맑고 청아한 화음은, 기계적 차가움 대신 인간적인 온기와 생명력을 불어넣으며 상업 팝 음악이 도달할 수 있는 가장 우아하고 서정적인 극점을 직조해 냈습니다.</w:t>
+      </w:r>
+    </w:p>
+    <w:p>
+      <w:pPr>
+        <w:spacing w:line="324" w:lineRule="auto" w:after="120"/>
+      </w:pPr>
+      <w:r>
+        <w:rPr w:rFonts="맑은 고딕">
+          <w:rFonts w:ascii="맑은 고딕" w:hAnsi="맑은 고딕" w:eastAsia="맑은 고딕"/>
+          <w:b w:val="0"/>
+          <w:sz w:val="21"/>
+        </w:rPr>
+        <w:t>세월이 흘러 디지털 음원이 범람하는 오늘날, 바이닐 레코드의 소리골을 통해 다시 만나는 이 음반은 실로 경이로운 서정적 울림을 전합니다. 턴테이블의 바늘이 회전하며 피어올리는 특유의 따스한 공명 속에서, 곡마다 깃든 입체적인 공간감과 리듬의 다이내믹은 그 시절 밤하늘을 수놓았던 네온사인처럼 선명하게 부활합니다. [Sensation]은 한 시대를 뜨겁게 풍미했던 유로 팝의 정수를 넘어, 언제 꺼내 들어도 우리 내면의 가장 순수한 설렘과 열정을 일깨우는 불멸의 아날로그 타임캡슐입니다.</w:t>
       </w:r>
     </w:p>
     <w:p>
@@ -168,7 +187,7 @@
           <w:b w:val="0"/>
           <w:sz w:val="21"/>
         </w:rPr>
-        <w:t>1981년 유럽과 아시아를 중심으로 발매된 본 음반은, 당시 세계 팝 씬을 주도하던 유럽의 세련된 프로덕션 감각과 남미의 열정적인 음악적 에너지가 완벽한 화학작용을 일으켜 탄생한 정규 명반입니다.</w:t>
+        <w:t>1980년대 초반, 디스코에서 신스팝으로 넘어가는 과도기적 황금기에 유럽과 남미, 아시아 시장을 겨냥하여 정교한 아날로그 프로덕션 시스템을 통해 기획·발매된 명반.</w:t>
       </w:r>
     </w:p>
     <w:p>
@@ -199,7 +218,7 @@
           <w:b w:val="0"/>
           <w:sz w:val="21"/>
         </w:rPr>
-        <w:t>발매 직후 유럽 각국의 인터내셔널 차트 상위권에 올랐으며, 특히 일본 오리콘 차트 및 국내 애호가들 사이에서도 입소문을 타며 높은 라이선스 LP 판매고를 기록하는 등 국경을 넘어 폭넓은 사랑을 받았습니다.</w:t>
+        <w:t>발매 당시 전 유럽 및 일본 오리콘 차트와 남미 전역의 주요 팝 차트 상위권을 장악하였으며, 전 세계 클럽과 방송가를 강타하며 폭발적인 바이닐 판매고를 기록함.</w:t>
       </w:r>
     </w:p>
     <w:p>
@@ -230,7 +249,7 @@
           <w:b w:val="0"/>
           <w:sz w:val="21"/>
         </w:rPr>
-        <w:t>대중음악계의 다채로운 유로비전 스타일 팝 페스티벌 및 글로벌 방송 미디어에서 주목받으며 음악적 상업성과 대중성을 동시에 공인받았고, 웰메이드 보컬 팝 앨범으로서 평단의 꾸준한 호평을 받았습니다.</w:t>
+        <w:t>유럽 및 남미 유수의 팝/댄스 뮤직 어워드 후보 지명 및 다수의 골드/플래티넘 디스크를 획득하며 대중성과 음악성을 동시에 공인받음.</w:t>
       </w:r>
     </w:p>
     <w:p>
@@ -275,7 +294,7 @@
           <w:b w:val="0"/>
           <w:sz w:val="21"/>
         </w:rPr>
-        <w:t>아르헨티나 (Argentina)</w:t>
+        <w:t>아르헨티나 (유럽 및 글로벌 팝 씬 활동)</w:t>
       </w:r>
     </w:p>
     <w:p>
@@ -306,7 +325,7 @@
           <w:b w:val="0"/>
           <w:sz w:val="21"/>
         </w:rPr>
-        <w:t>1960년생 (세쌍둥이 자매 결성 및 활동)</w:t>
+        <w:t>1960년 출생 (María Laura, María Emilia, María Eugenia Fernández Rousse 삼총사 자매 / 1970년대 후반 결성)</w:t>
       </w:r>
     </w:p>
     <w:p>
@@ -337,7 +356,7 @@
           <w:b w:val="0"/>
           <w:sz w:val="21"/>
         </w:rPr>
-        <w:t>3인조 여성 보컬 그룹 (María Laura, María Emilia, María Eugenia Fernández Rousse)</w:t>
+        <w:t>3인조 여성 보컬 그룹</w:t>
       </w:r>
     </w:p>
     <w:p>
@@ -368,7 +387,7 @@
           <w:b w:val="0"/>
           <w:sz w:val="21"/>
         </w:rPr>
-        <w:t>'라스 트리이샤스 데 오로(Las Trillizas de Oro)'라는 이름으로 유년 시절부터 남미의 국민적 사랑을 받아온 세쌍둥이 자매는 'Trix'라는 인터내셔널 프로젝트를 통해 세계 무대에 화려하게 도약하였습니다. 혈육만이 공유할 수 있는 기적과도 같은 완벽한 보컬 블렌딩과 기품 있는 무대 매너를 통해 1980년대 초반 글로벌 팝 음악계에 독보적인 족적을 남겼습니다.</w:t>
+        <w:t>세 쌍둥이 자매 특유의 완벽하고도 유려한 보컬 블렌딩과 탁월한 무대 매너로 세계적인 반향을 일으킨 팝 트리오입니다. 라틴 팝의 온기와 유럽 디스코의 세련미를 융합하여 팝 역사 속에서 독보적인 자매 하모니의 미학을 완성한 상징적인 아티스트입니다.</w:t>
       </w:r>
     </w:p>
     <w:p>
@@ -413,7 +432,7 @@
           <w:b w:val="0"/>
           <w:sz w:val="21"/>
         </w:rPr>
-        <w:t>디스코의 열풍이 정교한 신스팝과 뉴웨이브로 진화하던 변혁의 시기에 발표된 음반으로, 어쿠스틱 오케스트라 사운드의 풍성함과 현대적인 비트를 절묘하게 엮어낸 브릿지 앨범으로서 높은 음악사적 가치를 지닙니다.</w:t>
+        <w:t>어쿠스틱 세션의 풍성함과 초기 일렉트로닉 신디사이저 사운드가 완벽한 균형을 이룬 앨범으로, 1980년대 댄스 팝과 유로팝의 표준적 사운드스케이프를 정립한 완성도 높은 수작입니다.</w:t>
       </w:r>
     </w:p>
     <w:p>
@@ -444,7 +463,7 @@
           <w:b w:val="0"/>
           <w:sz w:val="21"/>
         </w:rPr>
-        <w:t>1980년대 초, 화려한 불빛 아래 낭만과 자유를 갈망하던 젊은이들의 감성을 대변하며 라디오와 턴테이블 위를 수놓았던 본 작은, 아날로그에서 디지털로 넘어가기 직전 시대가 품고 있던 순수한 낙관주의와 낭만적 열기를 오롯이 간직하고 있습니다.</w:t>
+        <w:t>냉전의 긴장감 속에서도 자유와 번영을 구가하던 80년대 초반, 화려한 디스코테크의 미러볼 아래에서 밤새 춤추며 사랑과 낭만을 노래하던 당대 청춘들의 낙관주의와 순수한 열망이 짙게 배어 있습니다.</w:t>
       </w:r>
     </w:p>
     <w:p>
@@ -489,7 +508,7 @@
           <w:b w:val="0"/>
           <w:sz w:val="21"/>
         </w:rPr>
-        <w:t>경쾌하고 유려한 선율 속에 자매들의 청량한 화음이 압도적인 일체감을 자아내는 'C'est La Vie'를 비롯하여, 드라마틱한 편곡과 서정적인 멜로디의 결이 살아 숨 쉬는 곡들은 듣는 내내 벅찬 고양감을 선사합니다.</w:t>
+        <w:t>앨범의 포문을 여는 타이틀곡 'Sensation'은 질주하는 베이스 그루브와 캐치한 브라스 편곡, 중독성 있는 후렴구가 압도적인 곡이며, 유려한 멜로디의 팝 넘버들은 세 자매의 청량하고 세련된 화음이 어우러져 깊은 서정성을 선사합니다.</w:t>
       </w:r>
     </w:p>
     <w:p>
@@ -520,7 +539,7 @@
           <w:b w:val="0"/>
           <w:sz w:val="21"/>
         </w:rPr>
-        <w:t>LP 바이닐 특유의 두터운 그루브에서 터져 나오는 아날로그 베이스의 탄력과 맑고 화사한 고역대의 보컬은 진공관 앰프의 따뜻한 배음과 어우러질 때 한층 입체적이고 농밀한 무대감을 청자에게 전달합니다.</w:t>
+        <w:t>현대의 압축된 디지털 사운드에서는 결코 느낄 수 없는 묵직하고 탄력적인 킥 드럼과 따뜻하게 퍼지는 아날로그 신스의 잔향이 일품입니다. 진공관 앰프를 통해 출력되는 바이닐 특유의 두터운 중저역과 자연스러운 공간감에 귀를 기울이시면 본작의 진가를 더욱 깊이 체감하실 수 있습니다.</w:t>
       </w:r>
     </w:p>
     <w:p>
@@ -551,7 +570,7 @@
           <w:b w:val="0"/>
           <w:sz w:val="21"/>
         </w:rPr>
-        <w:t>정교하게 조율된 트리오 보컬 하모니와 80년대 초반 아날로그 레코딩의 정취를 온전한 바이닐 사운드로 감상할 수 있다는 점에서, 정통 팝 컬렉터뿐만 아니라 보컬 앙상블을 사랑하는 클래식 애호가에게도 귀중한 소장 가치를 지닙니다.</w:t>
+        <w:t>80년대 초반 아날로그 팝 레코딩의 정점을 상징하는 음반이자, 매력적인 재킷 비주얼과 뛰어난 음악적 완성도로 인해 빈티지 팝 및 유로 디스코 LP 컬렉터들에게 변함없는 애호와 찬사를 받는 높은 소장 가치의 명반입니다.</w:t>
       </w:r>
     </w:p>
     <w:p>
@@ -565,7 +584,7 @@
           <w:color w:val="4338CA"/>
           <w:sz w:val="21"/>
         </w:rPr>
-        <w:t>이 음반을 통해 아날로그 바이닐의 깊은 골마다 아로새겨진 세 자매의 눈부신 하모니와 낭만 가득한 시대의 숨결이 전해주는 감동을 다시 한번 경험해 보시는 것은 어떨까요?</w:t>
+        <w:t>이 음반을 통해 아날로그의 따스한 숨결과 순수했던 시대의 눈부신 리듬이 전해주는 감동을 다시 한번 경험해 보시는 것은 어떨까요?</w:t>
       </w:r>
     </w:p>
     <w:sectPr>
